--- a/Taufiq_Uddin_Touchstone_3_Visual_Design_Report.docx
+++ b/Taufiq_Uddin_Touchstone_3_Visual_Design_Report.docx
@@ -41,7 +41,7 @@
     </w:p>
     <w:p>
       <w:r>
-        <w:t>Paste the public GitHub repository link for the North Star Bakery project here before submitting: [ADD PUBLIC GITHUB REPOSITORY URL]</w:t>
+        <w:t>Paste the public GitHub repository link for the North Star Bakery project here before submitting: https://github.com/Abidhussain2330/north-star-bakery-touchstone-3</w:t>
       </w:r>
     </w:p>
     <w:p>
